--- a/valencia/UD06/UD06 - Activitats no avaluables 01 (Semipresencial).docx
+++ b/valencia/UD06/UD06 - Activitats no avaluables 01 (Semipresencial).docx
@@ -21,6 +21,7 @@
         <w:rPr>
           <w:rFonts w:ascii="Proxima Nova" w:cs="Proxima Nova" w:eastAsia="Proxima Nova" w:hAnsi="Proxima Nova"/>
           <w:b w:val="0"/>
+          <w:bCs w:val="0"/>
           <w:color w:val="669966"/>
           <w:sz w:val="48"/>
           <w:szCs w:val="48"/>
@@ -80,12 +81,12 @@
             <wp:extent cx="6120000" cy="723900"/>
             <wp:effectExtent b="0" l="0" r="0" t="0"/>
             <wp:wrapSquare wrapText="bothSides" distB="114300" distT="114300" distL="114300" distR="114300"/>
-            <wp:docPr id="2" name="image2.png"/>
+            <wp:docPr id="2" name="image1.png"/>
             <a:graphic>
               <a:graphicData uri="http://schemas.openxmlformats.org/drawingml/2006/picture">
                 <pic:pic>
                   <pic:nvPicPr>
-                    <pic:cNvPr id="0" name="image2.png"/>
+                    <pic:cNvPr id="0" name="image1.png"/>
                     <pic:cNvPicPr preferRelativeResize="0"/>
                   </pic:nvPicPr>
                   <pic:blipFill>
@@ -318,7 +319,7 @@
           <w:szCs w:val="32"/>
           <w:rtl w:val="0"/>
         </w:rPr>
-        <w:t xml:space="preserve">Actualitzat Novembre 2024</w:t>
+        <w:t xml:space="preserve">Actualitzat Novembre 2025</w:t>
       </w:r>
     </w:p>
     <w:p>
@@ -349,6 +350,7 @@
         <w:rPr>
           <w:rFonts w:ascii="Verdana" w:cs="Verdana" w:eastAsia="Verdana" w:hAnsi="Verdana"/>
           <w:b w:val="1"/>
+          <w:bCs w:val="1"/>
           <w:sz w:val="20"/>
           <w:szCs w:val="20"/>
         </w:rPr>
@@ -369,6 +371,7 @@
         <w:rPr>
           <w:rFonts w:ascii="Verdana" w:cs="Verdana" w:eastAsia="Verdana" w:hAnsi="Verdana"/>
           <w:b w:val="1"/>
+          <w:bCs w:val="1"/>
           <w:sz w:val="20"/>
           <w:szCs w:val="20"/>
           <w:rtl w:val="0"/>
@@ -402,12 +405,12 @@
             <wp:extent cx="922564" cy="322898"/>
             <wp:effectExtent b="0" l="0" r="0" t="0"/>
             <wp:wrapSquare wrapText="bothSides" distB="57150" distT="57150" distL="57150" distR="57150"/>
-            <wp:docPr id="1" name="image1.png"/>
+            <wp:docPr id="1" name="image2.png"/>
             <a:graphic>
               <a:graphicData uri="http://schemas.openxmlformats.org/drawingml/2006/picture">
                 <pic:pic>
                   <pic:nvPicPr>
-                    <pic:cNvPr id="0" name="image1.png"/>
+                    <pic:cNvPr id="0" name="image2.png"/>
                     <pic:cNvPicPr preferRelativeResize="0"/>
                   </pic:nvPicPr>
                   <pic:blipFill>
@@ -508,6 +511,7 @@
         <w:ind w:left="0" w:right="57" w:firstLine="0"/>
         <w:rPr>
           <w:b w:val="1"/>
+          <w:bCs w:val="1"/>
         </w:rPr>
       </w:pPr>
       <w:r>
@@ -521,6 +525,7 @@
       <w:r>
         <w:rPr>
           <w:b w:val="1"/>
+          <w:bCs w:val="1"/>
           <w:rtl w:val="0"/>
         </w:rPr>
         <w:t xml:space="preserve">Important</w:t>
@@ -551,6 +556,7 @@
         <w:ind w:left="0" w:right="57" w:firstLine="0"/>
         <w:rPr>
           <w:b w:val="1"/>
+          <w:bCs w:val="1"/>
         </w:rPr>
       </w:pPr>
       <w:r>
@@ -574,6 +580,7 @@
       <w:r>
         <w:rPr>
           <w:b w:val="1"/>
+          <w:bCs w:val="1"/>
           <w:rtl w:val="0"/>
         </w:rPr>
         <w:t xml:space="preserve">A</w:t>
@@ -581,6 +588,7 @@
       <w:r>
         <w:rPr>
           <w:b w:val="1"/>
+          <w:bCs w:val="1"/>
           <w:rtl w:val="0"/>
         </w:rPr>
         <w:t xml:space="preserve">tenció</w:t>
@@ -628,6 +636,7 @@
       <w:r>
         <w:rPr>
           <w:b w:val="1"/>
+          <w:bCs w:val="1"/>
           <w:rtl w:val="0"/>
         </w:rPr>
         <w:t xml:space="preserve">Interessant</w:t>
@@ -646,6 +655,7 @@
         <w:rPr>
           <w:rFonts w:ascii="Arial" w:cs="Arial" w:eastAsia="Arial" w:hAnsi="Arial"/>
           <w:b w:val="1"/>
+          <w:bCs w:val="1"/>
           <w:smallCaps w:val="1"/>
           <w:sz w:val="16"/>
           <w:szCs w:val="16"/>
@@ -655,6 +665,7 @@
         <w:rPr>
           <w:rFonts w:ascii="Arial" w:cs="Arial" w:eastAsia="Arial" w:hAnsi="Arial"/>
           <w:b w:val="1"/>
+          <w:bCs w:val="1"/>
           <w:smallCaps w:val="1"/>
           <w:sz w:val="32"/>
           <w:szCs w:val="32"/>
@@ -670,6 +681,7 @@
     </w:p>
     <w:sdt>
       <w:sdtPr>
+        <w:id w:val="1068603763"/>
         <w:docPartObj>
           <w:docPartGallery w:val="Table of Contents"/>
           <w:docPartUnique w:val="1"/>
@@ -686,7 +698,9 @@
             <w:rPr>
               <w:rFonts w:ascii="Verdana" w:cs="Verdana" w:eastAsia="Verdana" w:hAnsi="Verdana"/>
               <w:b w:val="1"/>
+              <w:bCs w:val="1"/>
               <w:i w:val="0"/>
+              <w:iCs w:val="0"/>
               <w:smallCaps w:val="0"/>
               <w:strike w:val="0"/>
               <w:color w:val="000000"/>
@@ -707,7 +721,9 @@
               <w:rPr>
                 <w:rFonts w:ascii="Verdana" w:cs="Verdana" w:eastAsia="Verdana" w:hAnsi="Verdana"/>
                 <w:b w:val="1"/>
+                <w:bCs w:val="1"/>
                 <w:i w:val="0"/>
+                <w:iCs w:val="0"/>
                 <w:smallCaps w:val="0"/>
                 <w:strike w:val="0"/>
                 <w:color w:val="000000"/>
@@ -725,7 +741,9 @@
             <w:rPr>
               <w:rFonts w:ascii="Verdana" w:cs="Verdana" w:eastAsia="Verdana" w:hAnsi="Verdana"/>
               <w:b w:val="1"/>
+              <w:bCs w:val="1"/>
               <w:i w:val="0"/>
+              <w:iCs w:val="0"/>
               <w:smallCaps w:val="0"/>
               <w:strike w:val="0"/>
               <w:color w:val="000000"/>
@@ -747,7 +765,9 @@
             <w:rPr>
               <w:rFonts w:ascii="Verdana" w:cs="Verdana" w:eastAsia="Verdana" w:hAnsi="Verdana"/>
               <w:b w:val="1"/>
+              <w:bCs w:val="1"/>
               <w:i w:val="0"/>
+              <w:iCs w:val="0"/>
               <w:smallCaps w:val="0"/>
               <w:strike w:val="0"/>
               <w:color w:val="000000"/>
@@ -1733,11 +1753,19 @@
       </w:pPr>
     </w:pPrDefault>
   </w:docDefaults>
+  <w:style w:type="table" w:styleId="TableNormal" w:default="1">
+    <w:name w:val="TableNormal"/>
+    <w:tblPr>
+      <w:tblCellMar>
+        <w:top w:w="100.0" w:type="dxa"/>
+        <w:left w:w="100.0" w:type="dxa"/>
+        <w:bottom w:w="100.0" w:type="dxa"/>
+        <w:right w:w="100.0" w:type="dxa"/>
+      </w:tblCellMar>
+    </w:tblPr>
+  </w:style>
   <w:style w:type="paragraph" w:styleId="Normal" w:default="1">
     <w:name w:val="normal"/>
-  </w:style>
-  <w:style w:type="table" w:styleId="TableNormal" w:default="1">
-    <w:name w:val="Table Normal"/>
   </w:style>
   <w:style w:type="paragraph" w:styleId="Heading1">
     <w:name w:val="heading 1"/>
@@ -1785,6 +1813,7 @@
     <w:rPr>
       <w:rFonts w:ascii="Arial" w:cs="Arial" w:eastAsia="Arial" w:hAnsi="Arial"/>
       <w:b w:val="0"/>
+      <w:bCs w:val="0"/>
       <w:smallCaps w:val="0"/>
       <w:color w:val="669966"/>
       <w:sz w:val="22"/>
@@ -1805,7 +1834,9 @@
     <w:rPr>
       <w:rFonts w:ascii="Arial" w:cs="Arial" w:eastAsia="Arial" w:hAnsi="Arial"/>
       <w:b w:val="1"/>
+      <w:bCs w:val="1"/>
       <w:i w:val="1"/>
+      <w:iCs w:val="1"/>
       <w:smallCaps w:val="0"/>
       <w:sz w:val="21"/>
       <w:szCs w:val="21"/>
@@ -1826,6 +1857,7 @@
     <w:rPr>
       <w:rFonts w:ascii="Arial" w:cs="Arial" w:eastAsia="Arial" w:hAnsi="Arial"/>
       <w:b w:val="1"/>
+      <w:bCs w:val="1"/>
       <w:smallCaps w:val="1"/>
       <w:sz w:val="24"/>
       <w:szCs w:val="24"/>
@@ -1843,6 +1875,7 @@
     </w:pPr>
     <w:rPr>
       <w:b w:val="1"/>
+      <w:bCs w:val="1"/>
       <w:sz w:val="20"/>
       <w:szCs w:val="20"/>
     </w:rPr>
@@ -1859,6 +1892,7 @@
     </w:pPr>
     <w:rPr>
       <w:b w:val="1"/>
+      <w:bCs w:val="1"/>
       <w:sz w:val="72"/>
       <w:szCs w:val="72"/>
     </w:rPr>
@@ -1876,6 +1910,7 @@
     <w:rPr>
       <w:rFonts w:ascii="Georgia" w:cs="Georgia" w:eastAsia="Georgia" w:hAnsi="Georgia"/>
       <w:i w:val="1"/>
+      <w:iCs w:val="1"/>
       <w:color w:val="666666"/>
       <w:sz w:val="48"/>
       <w:szCs w:val="48"/>

--- a/valencia/UD06/UD06 - Activitats no avaluables 01 (Semipresencial).docx
+++ b/valencia/UD06/UD06 - Activitats no avaluables 01 (Semipresencial).docx
@@ -81,12 +81,12 @@
             <wp:extent cx="6120000" cy="723900"/>
             <wp:effectExtent b="0" l="0" r="0" t="0"/>
             <wp:wrapSquare wrapText="bothSides" distB="114300" distT="114300" distL="114300" distR="114300"/>
-            <wp:docPr id="2" name="image1.png"/>
+            <wp:docPr id="2" name="image2.png"/>
             <a:graphic>
               <a:graphicData uri="http://schemas.openxmlformats.org/drawingml/2006/picture">
                 <pic:pic>
                   <pic:nvPicPr>
-                    <pic:cNvPr id="0" name="image1.png"/>
+                    <pic:cNvPr id="0" name="image2.png"/>
                     <pic:cNvPicPr preferRelativeResize="0"/>
                   </pic:nvPicPr>
                   <pic:blipFill>
@@ -405,12 +405,12 @@
             <wp:extent cx="922564" cy="322898"/>
             <wp:effectExtent b="0" l="0" r="0" t="0"/>
             <wp:wrapSquare wrapText="bothSides" distB="57150" distT="57150" distL="57150" distR="57150"/>
-            <wp:docPr id="1" name="image2.png"/>
+            <wp:docPr id="1" name="image1.png"/>
             <a:graphic>
               <a:graphicData uri="http://schemas.openxmlformats.org/drawingml/2006/picture">
                 <pic:pic>
                   <pic:nvPicPr>
-                    <pic:cNvPr id="0" name="image2.png"/>
+                    <pic:cNvPr id="0" name="image1.png"/>
                     <pic:cNvPicPr preferRelativeResize="0"/>
                   </pic:nvPicPr>
                   <pic:blipFill>
@@ -681,7 +681,7 @@
     </w:p>
     <w:sdt>
       <w:sdtPr>
-        <w:id w:val="1068603763"/>
+        <w:id w:val="-2045603610"/>
         <w:docPartObj>
           <w:docPartGallery w:val="Table of Contents"/>
           <w:docPartUnique w:val="1"/>
